--- a/09_RAG01/RAG01 - Module 3 - Decision Framework for RAG Design and Implementation.docx
+++ b/09_RAG01/RAG01 - Module 3 - Decision Framework for RAG Design and Implementation.docx
@@ -4,6 +4,9 @@
   <w:body>
     <w:p>
       <w:r>
+        <w:rPr>
+          <w:noProof/>
+        </w:rPr>
         <w:drawing>
           <wp:inline distT="0" distB="0" distL="0" distR="0" wp14:anchorId="0864B855" wp14:editId="1B005AF0">
             <wp:extent cx="2762250" cy="6659245"/>
@@ -41,7 +44,743 @@
         </w:drawing>
       </w:r>
     </w:p>
+    <w:p>
+      <w:r>
+        <w:lastRenderedPageBreak/>
+        <w:drawing>
+          <wp:inline distT="0" distB="0" distL="0" distR="0" wp14:anchorId="4CE290CE" wp14:editId="2ADA1677">
+            <wp:extent cx="5792008" cy="981212"/>
+            <wp:effectExtent l="0" t="0" r="0" b="9525"/>
+            <wp:docPr id="646449183" name="Picture 1"/>
+            <wp:cNvGraphicFramePr>
+              <a:graphicFrameLocks xmlns:a="http://schemas.openxmlformats.org/drawingml/2006/main" noChangeAspect="1"/>
+            </wp:cNvGraphicFramePr>
+            <a:graphic xmlns:a="http://schemas.openxmlformats.org/drawingml/2006/main">
+              <a:graphicData uri="http://schemas.openxmlformats.org/drawingml/2006/picture">
+                <pic:pic xmlns:pic="http://schemas.openxmlformats.org/drawingml/2006/picture">
+                  <pic:nvPicPr>
+                    <pic:cNvPr id="646449183" name=""/>
+                    <pic:cNvPicPr/>
+                  </pic:nvPicPr>
+                  <pic:blipFill>
+                    <a:blip r:embed="rId6"/>
+                    <a:stretch>
+                      <a:fillRect/>
+                    </a:stretch>
+                  </pic:blipFill>
+                  <pic:spPr>
+                    <a:xfrm>
+                      <a:off x="0" y="0"/>
+                      <a:ext cx="5792008" cy="981212"/>
+                    </a:xfrm>
+                    <a:prstGeom prst="rect">
+                      <a:avLst/>
+                    </a:prstGeom>
+                  </pic:spPr>
+                </pic:pic>
+              </a:graphicData>
+            </a:graphic>
+          </wp:inline>
+        </w:drawing>
+      </w:r>
+    </w:p>
+    <w:p>
+      <w:r>
+        <w:drawing>
+          <wp:inline distT="0" distB="0" distL="0" distR="0" wp14:anchorId="74A28DBB" wp14:editId="70F566DF">
+            <wp:extent cx="8863330" cy="4210685"/>
+            <wp:effectExtent l="0" t="0" r="0" b="0"/>
+            <wp:docPr id="591758057" name="Picture 1"/>
+            <wp:cNvGraphicFramePr>
+              <a:graphicFrameLocks xmlns:a="http://schemas.openxmlformats.org/drawingml/2006/main" noChangeAspect="1"/>
+            </wp:cNvGraphicFramePr>
+            <a:graphic xmlns:a="http://schemas.openxmlformats.org/drawingml/2006/main">
+              <a:graphicData uri="http://schemas.openxmlformats.org/drawingml/2006/picture">
+                <pic:pic xmlns:pic="http://schemas.openxmlformats.org/drawingml/2006/picture">
+                  <pic:nvPicPr>
+                    <pic:cNvPr id="591758057" name=""/>
+                    <pic:cNvPicPr/>
+                  </pic:nvPicPr>
+                  <pic:blipFill>
+                    <a:blip r:embed="rId7"/>
+                    <a:stretch>
+                      <a:fillRect/>
+                    </a:stretch>
+                  </pic:blipFill>
+                  <pic:spPr>
+                    <a:xfrm>
+                      <a:off x="0" y="0"/>
+                      <a:ext cx="8863330" cy="4210685"/>
+                    </a:xfrm>
+                    <a:prstGeom prst="rect">
+                      <a:avLst/>
+                    </a:prstGeom>
+                  </pic:spPr>
+                </pic:pic>
+              </a:graphicData>
+            </a:graphic>
+          </wp:inline>
+        </w:drawing>
+      </w:r>
+    </w:p>
+    <w:p>
+      <w:r>
+        <w:lastRenderedPageBreak/>
+        <w:drawing>
+          <wp:inline distT="0" distB="0" distL="0" distR="0" wp14:anchorId="4749177A" wp14:editId="5A167C7C">
+            <wp:extent cx="8821381" cy="5820587"/>
+            <wp:effectExtent l="0" t="0" r="0" b="8890"/>
+            <wp:docPr id="923599107" name="Picture 1"/>
+            <wp:cNvGraphicFramePr>
+              <a:graphicFrameLocks xmlns:a="http://schemas.openxmlformats.org/drawingml/2006/main" noChangeAspect="1"/>
+            </wp:cNvGraphicFramePr>
+            <a:graphic xmlns:a="http://schemas.openxmlformats.org/drawingml/2006/main">
+              <a:graphicData uri="http://schemas.openxmlformats.org/drawingml/2006/picture">
+                <pic:pic xmlns:pic="http://schemas.openxmlformats.org/drawingml/2006/picture">
+                  <pic:nvPicPr>
+                    <pic:cNvPr id="923599107" name=""/>
+                    <pic:cNvPicPr/>
+                  </pic:nvPicPr>
+                  <pic:blipFill>
+                    <a:blip r:embed="rId8"/>
+                    <a:stretch>
+                      <a:fillRect/>
+                    </a:stretch>
+                  </pic:blipFill>
+                  <pic:spPr>
+                    <a:xfrm>
+                      <a:off x="0" y="0"/>
+                      <a:ext cx="8821381" cy="5820587"/>
+                    </a:xfrm>
+                    <a:prstGeom prst="rect">
+                      <a:avLst/>
+                    </a:prstGeom>
+                  </pic:spPr>
+                </pic:pic>
+              </a:graphicData>
+            </a:graphic>
+          </wp:inline>
+        </w:drawing>
+      </w:r>
+    </w:p>
+    <w:p>
+      <w:r>
+        <w:lastRenderedPageBreak/>
+        <w:drawing>
+          <wp:inline distT="0" distB="0" distL="0" distR="0" wp14:anchorId="2BF9F66C" wp14:editId="600B59CA">
+            <wp:extent cx="8863330" cy="6003290"/>
+            <wp:effectExtent l="0" t="0" r="0" b="0"/>
+            <wp:docPr id="2010743248" name="Picture 1"/>
+            <wp:cNvGraphicFramePr>
+              <a:graphicFrameLocks xmlns:a="http://schemas.openxmlformats.org/drawingml/2006/main" noChangeAspect="1"/>
+            </wp:cNvGraphicFramePr>
+            <a:graphic xmlns:a="http://schemas.openxmlformats.org/drawingml/2006/main">
+              <a:graphicData uri="http://schemas.openxmlformats.org/drawingml/2006/picture">
+                <pic:pic xmlns:pic="http://schemas.openxmlformats.org/drawingml/2006/picture">
+                  <pic:nvPicPr>
+                    <pic:cNvPr id="2010743248" name=""/>
+                    <pic:cNvPicPr/>
+                  </pic:nvPicPr>
+                  <pic:blipFill>
+                    <a:blip r:embed="rId9"/>
+                    <a:stretch>
+                      <a:fillRect/>
+                    </a:stretch>
+                  </pic:blipFill>
+                  <pic:spPr>
+                    <a:xfrm>
+                      <a:off x="0" y="0"/>
+                      <a:ext cx="8863330" cy="6003290"/>
+                    </a:xfrm>
+                    <a:prstGeom prst="rect">
+                      <a:avLst/>
+                    </a:prstGeom>
+                  </pic:spPr>
+                </pic:pic>
+              </a:graphicData>
+            </a:graphic>
+          </wp:inline>
+        </w:drawing>
+      </w:r>
+    </w:p>
+    <w:p>
+      <w:r>
+        <w:lastRenderedPageBreak/>
+        <w:drawing>
+          <wp:inline distT="0" distB="0" distL="0" distR="0" wp14:anchorId="3EEB5EB9" wp14:editId="32A04670">
+            <wp:extent cx="8863330" cy="4686935"/>
+            <wp:effectExtent l="0" t="0" r="0" b="0"/>
+            <wp:docPr id="112521022" name="Picture 1"/>
+            <wp:cNvGraphicFramePr>
+              <a:graphicFrameLocks xmlns:a="http://schemas.openxmlformats.org/drawingml/2006/main" noChangeAspect="1"/>
+            </wp:cNvGraphicFramePr>
+            <a:graphic xmlns:a="http://schemas.openxmlformats.org/drawingml/2006/main">
+              <a:graphicData uri="http://schemas.openxmlformats.org/drawingml/2006/picture">
+                <pic:pic xmlns:pic="http://schemas.openxmlformats.org/drawingml/2006/picture">
+                  <pic:nvPicPr>
+                    <pic:cNvPr id="112521022" name=""/>
+                    <pic:cNvPicPr/>
+                  </pic:nvPicPr>
+                  <pic:blipFill>
+                    <a:blip r:embed="rId10"/>
+                    <a:stretch>
+                      <a:fillRect/>
+                    </a:stretch>
+                  </pic:blipFill>
+                  <pic:spPr>
+                    <a:xfrm>
+                      <a:off x="0" y="0"/>
+                      <a:ext cx="8863330" cy="4686935"/>
+                    </a:xfrm>
+                    <a:prstGeom prst="rect">
+                      <a:avLst/>
+                    </a:prstGeom>
+                  </pic:spPr>
+                </pic:pic>
+              </a:graphicData>
+            </a:graphic>
+          </wp:inline>
+        </w:drawing>
+      </w:r>
+    </w:p>
+    <w:p>
+      <w:r>
+        <w:lastRenderedPageBreak/>
+        <w:drawing>
+          <wp:inline distT="0" distB="0" distL="0" distR="0" wp14:anchorId="7093C56F" wp14:editId="3F7ECCB8">
+            <wp:extent cx="8863330" cy="4877435"/>
+            <wp:effectExtent l="0" t="0" r="0" b="0"/>
+            <wp:docPr id="824564312" name="Picture 1"/>
+            <wp:cNvGraphicFramePr>
+              <a:graphicFrameLocks xmlns:a="http://schemas.openxmlformats.org/drawingml/2006/main" noChangeAspect="1"/>
+            </wp:cNvGraphicFramePr>
+            <a:graphic xmlns:a="http://schemas.openxmlformats.org/drawingml/2006/main">
+              <a:graphicData uri="http://schemas.openxmlformats.org/drawingml/2006/picture">
+                <pic:pic xmlns:pic="http://schemas.openxmlformats.org/drawingml/2006/picture">
+                  <pic:nvPicPr>
+                    <pic:cNvPr id="824564312" name=""/>
+                    <pic:cNvPicPr/>
+                  </pic:nvPicPr>
+                  <pic:blipFill>
+                    <a:blip r:embed="rId11"/>
+                    <a:stretch>
+                      <a:fillRect/>
+                    </a:stretch>
+                  </pic:blipFill>
+                  <pic:spPr>
+                    <a:xfrm>
+                      <a:off x="0" y="0"/>
+                      <a:ext cx="8863330" cy="4877435"/>
+                    </a:xfrm>
+                    <a:prstGeom prst="rect">
+                      <a:avLst/>
+                    </a:prstGeom>
+                  </pic:spPr>
+                </pic:pic>
+              </a:graphicData>
+            </a:graphic>
+          </wp:inline>
+        </w:drawing>
+      </w:r>
+    </w:p>
+    <w:p>
+      <w:r>
+        <w:br w:type="page"/>
+      </w:r>
+    </w:p>
+    <w:p>
+      <w:r>
+        <w:lastRenderedPageBreak/>
+        <w:drawing>
+          <wp:inline distT="0" distB="0" distL="0" distR="0" wp14:anchorId="51BB7D7D" wp14:editId="5DF2BCE6">
+            <wp:extent cx="8863330" cy="3762375"/>
+            <wp:effectExtent l="0" t="0" r="0" b="9525"/>
+            <wp:docPr id="471766834" name="Picture 1"/>
+            <wp:cNvGraphicFramePr>
+              <a:graphicFrameLocks xmlns:a="http://schemas.openxmlformats.org/drawingml/2006/main" noChangeAspect="1"/>
+            </wp:cNvGraphicFramePr>
+            <a:graphic xmlns:a="http://schemas.openxmlformats.org/drawingml/2006/main">
+              <a:graphicData uri="http://schemas.openxmlformats.org/drawingml/2006/picture">
+                <pic:pic xmlns:pic="http://schemas.openxmlformats.org/drawingml/2006/picture">
+                  <pic:nvPicPr>
+                    <pic:cNvPr id="471766834" name=""/>
+                    <pic:cNvPicPr/>
+                  </pic:nvPicPr>
+                  <pic:blipFill>
+                    <a:blip r:embed="rId12"/>
+                    <a:stretch>
+                      <a:fillRect/>
+                    </a:stretch>
+                  </pic:blipFill>
+                  <pic:spPr>
+                    <a:xfrm>
+                      <a:off x="0" y="0"/>
+                      <a:ext cx="8863330" cy="3762375"/>
+                    </a:xfrm>
+                    <a:prstGeom prst="rect">
+                      <a:avLst/>
+                    </a:prstGeom>
+                  </pic:spPr>
+                </pic:pic>
+              </a:graphicData>
+            </a:graphic>
+          </wp:inline>
+        </w:drawing>
+      </w:r>
+    </w:p>
     <w:p/>
+    <w:p/>
+    <w:p>
+      <w:r>
+        <w:drawing>
+          <wp:inline distT="0" distB="0" distL="0" distR="0" wp14:anchorId="3CF22B8F" wp14:editId="317DE360">
+            <wp:extent cx="7954485" cy="1076475"/>
+            <wp:effectExtent l="0" t="0" r="8890" b="9525"/>
+            <wp:docPr id="2117735845" name="Picture 1"/>
+            <wp:cNvGraphicFramePr>
+              <a:graphicFrameLocks xmlns:a="http://schemas.openxmlformats.org/drawingml/2006/main" noChangeAspect="1"/>
+            </wp:cNvGraphicFramePr>
+            <a:graphic xmlns:a="http://schemas.openxmlformats.org/drawingml/2006/main">
+              <a:graphicData uri="http://schemas.openxmlformats.org/drawingml/2006/picture">
+                <pic:pic xmlns:pic="http://schemas.openxmlformats.org/drawingml/2006/picture">
+                  <pic:nvPicPr>
+                    <pic:cNvPr id="2117735845" name=""/>
+                    <pic:cNvPicPr/>
+                  </pic:nvPicPr>
+                  <pic:blipFill>
+                    <a:blip r:embed="rId13"/>
+                    <a:stretch>
+                      <a:fillRect/>
+                    </a:stretch>
+                  </pic:blipFill>
+                  <pic:spPr>
+                    <a:xfrm>
+                      <a:off x="0" y="0"/>
+                      <a:ext cx="7954485" cy="1076475"/>
+                    </a:xfrm>
+                    <a:prstGeom prst="rect">
+                      <a:avLst/>
+                    </a:prstGeom>
+                  </pic:spPr>
+                </pic:pic>
+              </a:graphicData>
+            </a:graphic>
+          </wp:inline>
+        </w:drawing>
+      </w:r>
+    </w:p>
+    <w:p>
+      <w:r>
+        <w:lastRenderedPageBreak/>
+        <w:drawing>
+          <wp:inline distT="0" distB="0" distL="0" distR="0" wp14:anchorId="4E5D4784" wp14:editId="2571FA7F">
+            <wp:extent cx="8863330" cy="4411980"/>
+            <wp:effectExtent l="0" t="0" r="0" b="7620"/>
+            <wp:docPr id="540288823" name="Picture 1"/>
+            <wp:cNvGraphicFramePr>
+              <a:graphicFrameLocks xmlns:a="http://schemas.openxmlformats.org/drawingml/2006/main" noChangeAspect="1"/>
+            </wp:cNvGraphicFramePr>
+            <a:graphic xmlns:a="http://schemas.openxmlformats.org/drawingml/2006/main">
+              <a:graphicData uri="http://schemas.openxmlformats.org/drawingml/2006/picture">
+                <pic:pic xmlns:pic="http://schemas.openxmlformats.org/drawingml/2006/picture">
+                  <pic:nvPicPr>
+                    <pic:cNvPr id="540288823" name=""/>
+                    <pic:cNvPicPr/>
+                  </pic:nvPicPr>
+                  <pic:blipFill>
+                    <a:blip r:embed="rId14"/>
+                    <a:stretch>
+                      <a:fillRect/>
+                    </a:stretch>
+                  </pic:blipFill>
+                  <pic:spPr>
+                    <a:xfrm>
+                      <a:off x="0" y="0"/>
+                      <a:ext cx="8863330" cy="4411980"/>
+                    </a:xfrm>
+                    <a:prstGeom prst="rect">
+                      <a:avLst/>
+                    </a:prstGeom>
+                  </pic:spPr>
+                </pic:pic>
+              </a:graphicData>
+            </a:graphic>
+          </wp:inline>
+        </w:drawing>
+      </w:r>
+    </w:p>
+    <w:p>
+      <w:r>
+        <w:lastRenderedPageBreak/>
+        <w:drawing>
+          <wp:inline distT="0" distB="0" distL="0" distR="0" wp14:anchorId="3C52A11C" wp14:editId="071CA142">
+            <wp:extent cx="8863330" cy="6073140"/>
+            <wp:effectExtent l="0" t="0" r="0" b="3810"/>
+            <wp:docPr id="1238857534" name="Picture 1"/>
+            <wp:cNvGraphicFramePr>
+              <a:graphicFrameLocks xmlns:a="http://schemas.openxmlformats.org/drawingml/2006/main" noChangeAspect="1"/>
+            </wp:cNvGraphicFramePr>
+            <a:graphic xmlns:a="http://schemas.openxmlformats.org/drawingml/2006/main">
+              <a:graphicData uri="http://schemas.openxmlformats.org/drawingml/2006/picture">
+                <pic:pic xmlns:pic="http://schemas.openxmlformats.org/drawingml/2006/picture">
+                  <pic:nvPicPr>
+                    <pic:cNvPr id="1238857534" name=""/>
+                    <pic:cNvPicPr/>
+                  </pic:nvPicPr>
+                  <pic:blipFill>
+                    <a:blip r:embed="rId15"/>
+                    <a:stretch>
+                      <a:fillRect/>
+                    </a:stretch>
+                  </pic:blipFill>
+                  <pic:spPr>
+                    <a:xfrm>
+                      <a:off x="0" y="0"/>
+                      <a:ext cx="8863330" cy="6073140"/>
+                    </a:xfrm>
+                    <a:prstGeom prst="rect">
+                      <a:avLst/>
+                    </a:prstGeom>
+                  </pic:spPr>
+                </pic:pic>
+              </a:graphicData>
+            </a:graphic>
+          </wp:inline>
+        </w:drawing>
+      </w:r>
+    </w:p>
+    <w:p>
+      <w:r>
+        <w:lastRenderedPageBreak/>
+        <w:drawing>
+          <wp:inline distT="0" distB="0" distL="0" distR="0" wp14:anchorId="135450E3" wp14:editId="5DF88570">
+            <wp:extent cx="8863330" cy="5257165"/>
+            <wp:effectExtent l="0" t="0" r="0" b="635"/>
+            <wp:docPr id="1846729372" name="Picture 1"/>
+            <wp:cNvGraphicFramePr>
+              <a:graphicFrameLocks xmlns:a="http://schemas.openxmlformats.org/drawingml/2006/main" noChangeAspect="1"/>
+            </wp:cNvGraphicFramePr>
+            <a:graphic xmlns:a="http://schemas.openxmlformats.org/drawingml/2006/main">
+              <a:graphicData uri="http://schemas.openxmlformats.org/drawingml/2006/picture">
+                <pic:pic xmlns:pic="http://schemas.openxmlformats.org/drawingml/2006/picture">
+                  <pic:nvPicPr>
+                    <pic:cNvPr id="1846729372" name=""/>
+                    <pic:cNvPicPr/>
+                  </pic:nvPicPr>
+                  <pic:blipFill>
+                    <a:blip r:embed="rId16"/>
+                    <a:stretch>
+                      <a:fillRect/>
+                    </a:stretch>
+                  </pic:blipFill>
+                  <pic:spPr>
+                    <a:xfrm>
+                      <a:off x="0" y="0"/>
+                      <a:ext cx="8863330" cy="5257165"/>
+                    </a:xfrm>
+                    <a:prstGeom prst="rect">
+                      <a:avLst/>
+                    </a:prstGeom>
+                  </pic:spPr>
+                </pic:pic>
+              </a:graphicData>
+            </a:graphic>
+          </wp:inline>
+        </w:drawing>
+      </w:r>
+    </w:p>
+    <w:p>
+      <w:r>
+        <w:lastRenderedPageBreak/>
+        <w:drawing>
+          <wp:inline distT="0" distB="0" distL="0" distR="0" wp14:anchorId="31DDB31C" wp14:editId="7EF7CC91">
+            <wp:extent cx="8863330" cy="2654935"/>
+            <wp:effectExtent l="0" t="0" r="0" b="0"/>
+            <wp:docPr id="202318405" name="Picture 1"/>
+            <wp:cNvGraphicFramePr>
+              <a:graphicFrameLocks xmlns:a="http://schemas.openxmlformats.org/drawingml/2006/main" noChangeAspect="1"/>
+            </wp:cNvGraphicFramePr>
+            <a:graphic xmlns:a="http://schemas.openxmlformats.org/drawingml/2006/main">
+              <a:graphicData uri="http://schemas.openxmlformats.org/drawingml/2006/picture">
+                <pic:pic xmlns:pic="http://schemas.openxmlformats.org/drawingml/2006/picture">
+                  <pic:nvPicPr>
+                    <pic:cNvPr id="202318405" name=""/>
+                    <pic:cNvPicPr/>
+                  </pic:nvPicPr>
+                  <pic:blipFill>
+                    <a:blip r:embed="rId17"/>
+                    <a:stretch>
+                      <a:fillRect/>
+                    </a:stretch>
+                  </pic:blipFill>
+                  <pic:spPr>
+                    <a:xfrm>
+                      <a:off x="0" y="0"/>
+                      <a:ext cx="8863330" cy="2654935"/>
+                    </a:xfrm>
+                    <a:prstGeom prst="rect">
+                      <a:avLst/>
+                    </a:prstGeom>
+                  </pic:spPr>
+                </pic:pic>
+              </a:graphicData>
+            </a:graphic>
+          </wp:inline>
+        </w:drawing>
+      </w:r>
+    </w:p>
+    <w:p>
+      <w:r>
+        <w:lastRenderedPageBreak/>
+        <w:drawing>
+          <wp:inline distT="0" distB="0" distL="0" distR="0" wp14:anchorId="017D25DB" wp14:editId="2326F7E7">
+            <wp:extent cx="8863330" cy="3885565"/>
+            <wp:effectExtent l="0" t="0" r="0" b="635"/>
+            <wp:docPr id="323591030" name="Picture 1"/>
+            <wp:cNvGraphicFramePr>
+              <a:graphicFrameLocks xmlns:a="http://schemas.openxmlformats.org/drawingml/2006/main" noChangeAspect="1"/>
+            </wp:cNvGraphicFramePr>
+            <a:graphic xmlns:a="http://schemas.openxmlformats.org/drawingml/2006/main">
+              <a:graphicData uri="http://schemas.openxmlformats.org/drawingml/2006/picture">
+                <pic:pic xmlns:pic="http://schemas.openxmlformats.org/drawingml/2006/picture">
+                  <pic:nvPicPr>
+                    <pic:cNvPr id="323591030" name=""/>
+                    <pic:cNvPicPr/>
+                  </pic:nvPicPr>
+                  <pic:blipFill>
+                    <a:blip r:embed="rId18"/>
+                    <a:stretch>
+                      <a:fillRect/>
+                    </a:stretch>
+                  </pic:blipFill>
+                  <pic:spPr>
+                    <a:xfrm>
+                      <a:off x="0" y="0"/>
+                      <a:ext cx="8863330" cy="3885565"/>
+                    </a:xfrm>
+                    <a:prstGeom prst="rect">
+                      <a:avLst/>
+                    </a:prstGeom>
+                  </pic:spPr>
+                </pic:pic>
+              </a:graphicData>
+            </a:graphic>
+          </wp:inline>
+        </w:drawing>
+      </w:r>
+    </w:p>
+    <w:p/>
+    <w:p>
+      <w:r>
+        <w:lastRenderedPageBreak/>
+        <w:drawing>
+          <wp:inline distT="0" distB="0" distL="0" distR="0" wp14:anchorId="3578477C" wp14:editId="625B256E">
+            <wp:extent cx="8773749" cy="1095528"/>
+            <wp:effectExtent l="0" t="0" r="0" b="9525"/>
+            <wp:docPr id="168948533" name="Picture 1"/>
+            <wp:cNvGraphicFramePr>
+              <a:graphicFrameLocks xmlns:a="http://schemas.openxmlformats.org/drawingml/2006/main" noChangeAspect="1"/>
+            </wp:cNvGraphicFramePr>
+            <a:graphic xmlns:a="http://schemas.openxmlformats.org/drawingml/2006/main">
+              <a:graphicData uri="http://schemas.openxmlformats.org/drawingml/2006/picture">
+                <pic:pic xmlns:pic="http://schemas.openxmlformats.org/drawingml/2006/picture">
+                  <pic:nvPicPr>
+                    <pic:cNvPr id="168948533" name=""/>
+                    <pic:cNvPicPr/>
+                  </pic:nvPicPr>
+                  <pic:blipFill>
+                    <a:blip r:embed="rId19"/>
+                    <a:stretch>
+                      <a:fillRect/>
+                    </a:stretch>
+                  </pic:blipFill>
+                  <pic:spPr>
+                    <a:xfrm>
+                      <a:off x="0" y="0"/>
+                      <a:ext cx="8773749" cy="1095528"/>
+                    </a:xfrm>
+                    <a:prstGeom prst="rect">
+                      <a:avLst/>
+                    </a:prstGeom>
+                  </pic:spPr>
+                </pic:pic>
+              </a:graphicData>
+            </a:graphic>
+          </wp:inline>
+        </w:drawing>
+      </w:r>
+      <w:r>
+        <w:drawing>
+          <wp:inline distT="0" distB="0" distL="0" distR="0" wp14:anchorId="5C0A95A2" wp14:editId="03D72037">
+            <wp:extent cx="8863330" cy="4630420"/>
+            <wp:effectExtent l="0" t="0" r="0" b="0"/>
+            <wp:docPr id="948609976" name="Picture 1"/>
+            <wp:cNvGraphicFramePr>
+              <a:graphicFrameLocks xmlns:a="http://schemas.openxmlformats.org/drawingml/2006/main" noChangeAspect="1"/>
+            </wp:cNvGraphicFramePr>
+            <a:graphic xmlns:a="http://schemas.openxmlformats.org/drawingml/2006/main">
+              <a:graphicData uri="http://schemas.openxmlformats.org/drawingml/2006/picture">
+                <pic:pic xmlns:pic="http://schemas.openxmlformats.org/drawingml/2006/picture">
+                  <pic:nvPicPr>
+                    <pic:cNvPr id="948609976" name=""/>
+                    <pic:cNvPicPr/>
+                  </pic:nvPicPr>
+                  <pic:blipFill>
+                    <a:blip r:embed="rId20"/>
+                    <a:stretch>
+                      <a:fillRect/>
+                    </a:stretch>
+                  </pic:blipFill>
+                  <pic:spPr>
+                    <a:xfrm>
+                      <a:off x="0" y="0"/>
+                      <a:ext cx="8863330" cy="4630420"/>
+                    </a:xfrm>
+                    <a:prstGeom prst="rect">
+                      <a:avLst/>
+                    </a:prstGeom>
+                  </pic:spPr>
+                </pic:pic>
+              </a:graphicData>
+            </a:graphic>
+          </wp:inline>
+        </w:drawing>
+      </w:r>
+    </w:p>
+    <w:p>
+      <w:r>
+        <w:lastRenderedPageBreak/>
+        <w:drawing>
+          <wp:inline distT="0" distB="0" distL="0" distR="0" wp14:anchorId="1C2AA243" wp14:editId="2CC9FF13">
+            <wp:extent cx="8863330" cy="4930775"/>
+            <wp:effectExtent l="0" t="0" r="0" b="3175"/>
+            <wp:docPr id="815297667" name="Picture 1"/>
+            <wp:cNvGraphicFramePr>
+              <a:graphicFrameLocks xmlns:a="http://schemas.openxmlformats.org/drawingml/2006/main" noChangeAspect="1"/>
+            </wp:cNvGraphicFramePr>
+            <a:graphic xmlns:a="http://schemas.openxmlformats.org/drawingml/2006/main">
+              <a:graphicData uri="http://schemas.openxmlformats.org/drawingml/2006/picture">
+                <pic:pic xmlns:pic="http://schemas.openxmlformats.org/drawingml/2006/picture">
+                  <pic:nvPicPr>
+                    <pic:cNvPr id="815297667" name=""/>
+                    <pic:cNvPicPr/>
+                  </pic:nvPicPr>
+                  <pic:blipFill>
+                    <a:blip r:embed="rId21"/>
+                    <a:stretch>
+                      <a:fillRect/>
+                    </a:stretch>
+                  </pic:blipFill>
+                  <pic:spPr>
+                    <a:xfrm>
+                      <a:off x="0" y="0"/>
+                      <a:ext cx="8863330" cy="4930775"/>
+                    </a:xfrm>
+                    <a:prstGeom prst="rect">
+                      <a:avLst/>
+                    </a:prstGeom>
+                  </pic:spPr>
+                </pic:pic>
+              </a:graphicData>
+            </a:graphic>
+          </wp:inline>
+        </w:drawing>
+      </w:r>
+    </w:p>
+    <w:p>
+      <w:r>
+        <w:lastRenderedPageBreak/>
+        <w:drawing>
+          <wp:inline distT="0" distB="0" distL="0" distR="0" wp14:anchorId="67111CC4" wp14:editId="68D7DD30">
+            <wp:extent cx="8863330" cy="5885180"/>
+            <wp:effectExtent l="0" t="0" r="0" b="1270"/>
+            <wp:docPr id="1621728598" name="Picture 1"/>
+            <wp:cNvGraphicFramePr>
+              <a:graphicFrameLocks xmlns:a="http://schemas.openxmlformats.org/drawingml/2006/main" noChangeAspect="1"/>
+            </wp:cNvGraphicFramePr>
+            <a:graphic xmlns:a="http://schemas.openxmlformats.org/drawingml/2006/main">
+              <a:graphicData uri="http://schemas.openxmlformats.org/drawingml/2006/picture">
+                <pic:pic xmlns:pic="http://schemas.openxmlformats.org/drawingml/2006/picture">
+                  <pic:nvPicPr>
+                    <pic:cNvPr id="1621728598" name=""/>
+                    <pic:cNvPicPr/>
+                  </pic:nvPicPr>
+                  <pic:blipFill>
+                    <a:blip r:embed="rId22"/>
+                    <a:stretch>
+                      <a:fillRect/>
+                    </a:stretch>
+                  </pic:blipFill>
+                  <pic:spPr>
+                    <a:xfrm>
+                      <a:off x="0" y="0"/>
+                      <a:ext cx="8863330" cy="5885180"/>
+                    </a:xfrm>
+                    <a:prstGeom prst="rect">
+                      <a:avLst/>
+                    </a:prstGeom>
+                  </pic:spPr>
+                </pic:pic>
+              </a:graphicData>
+            </a:graphic>
+          </wp:inline>
+        </w:drawing>
+      </w:r>
+    </w:p>
+    <w:p>
+      <w:pPr>
+        <w:rPr>
+          <w:b/>
+          <w:bCs/>
+        </w:rPr>
+      </w:pPr>
+      <w:r>
+        <w:lastRenderedPageBreak/>
+        <w:drawing>
+          <wp:inline distT="0" distB="0" distL="0" distR="0" wp14:anchorId="41DACAFF" wp14:editId="1D1DD69C">
+            <wp:extent cx="8927585" cy="5343276"/>
+            <wp:effectExtent l="0" t="0" r="6985" b="0"/>
+            <wp:docPr id="65215313" name="Picture 1"/>
+            <wp:cNvGraphicFramePr>
+              <a:graphicFrameLocks xmlns:a="http://schemas.openxmlformats.org/drawingml/2006/main" noChangeAspect="1"/>
+            </wp:cNvGraphicFramePr>
+            <a:graphic xmlns:a="http://schemas.openxmlformats.org/drawingml/2006/main">
+              <a:graphicData uri="http://schemas.openxmlformats.org/drawingml/2006/picture">
+                <pic:pic xmlns:pic="http://schemas.openxmlformats.org/drawingml/2006/picture">
+                  <pic:nvPicPr>
+                    <pic:cNvPr id="65215313" name=""/>
+                    <pic:cNvPicPr/>
+                  </pic:nvPicPr>
+                  <pic:blipFill>
+                    <a:blip r:embed="rId23"/>
+                    <a:stretch>
+                      <a:fillRect/>
+                    </a:stretch>
+                  </pic:blipFill>
+                  <pic:spPr>
+                    <a:xfrm>
+                      <a:off x="0" y="0"/>
+                      <a:ext cx="8935211" cy="5347840"/>
+                    </a:xfrm>
+                    <a:prstGeom prst="rect">
+                      <a:avLst/>
+                    </a:prstGeom>
+                  </pic:spPr>
+                </pic:pic>
+              </a:graphicData>
+            </a:graphic>
+          </wp:inline>
+        </w:drawing>
+      </w:r>
+    </w:p>
+    <w:p>
+      <w:pPr>
+        <w:rPr>
+          <w:b/>
+          <w:bCs/>
+        </w:rPr>
+      </w:pPr>
+    </w:p>
     <w:sectPr>
       <w:pgSz w:w="16838" w:h="11906" w:orient="landscape"/>
       <w:pgMar w:top="851" w:right="1440" w:bottom="568" w:left="1440" w:header="708" w:footer="708" w:gutter="0"/>
